--- a/Chemistry/Units/07-Reaction Rates and Equilibrium/Unit Plan.docx
+++ b/Chemistry/Units/07-Reaction Rates and Equilibrium/Unit Plan.docx
@@ -316,7 +316,7 @@
                 <w:sz w:val="22"/>
                 <w:u w:val="none"/>
               </w:rPr>
-              <w:t>Collision Theory and Factors Affecting Reaction Rate</w:t>
+              <w:t>Collision Theory and Factors Affecting Reaction Rate (Day 1 of 3)</w:t>
             </w:r>
           </w:p>
         </w:tc>
@@ -335,7 +335,7 @@
                 <w:sz w:val="22"/>
                 <w:u w:val="none"/>
               </w:rPr>
-              <w:t>3</w:t>
+              <w:t>1</w:t>
             </w:r>
           </w:p>
         </w:tc>
@@ -354,7 +354,7 @@
                 <w:sz w:val="22"/>
                 <w:u w:val="none"/>
               </w:rPr>
-              <w:t>At the end of 42 minutes I can explain how collision theory accounts for reaction rates and predict how changing tempera...</w:t>
+              <w:t>At the end of 42 minutes I can define and describe key concepts related to: explain how collision theory accounts for re...</w:t>
             </w:r>
           </w:p>
         </w:tc>
@@ -396,7 +396,7 @@
                 <w:sz w:val="22"/>
                 <w:u w:val="none"/>
               </w:rPr>
-              <w:t>Reaction Rate Graphs and Interpreting Rate Data</w:t>
+              <w:t>Collision Theory and Factors Affecting Reaction Rate (Day 2 of 3)</w:t>
             </w:r>
           </w:p>
         </w:tc>
@@ -416,7 +416,7 @@
                 <w:sz w:val="22"/>
                 <w:u w:val="none"/>
               </w:rPr>
-              <w:t>2</w:t>
+              <w:t>1</w:t>
             </w:r>
           </w:p>
         </w:tc>
@@ -436,7 +436,7 @@
                 <w:sz w:val="22"/>
                 <w:u w:val="none"/>
               </w:rPr>
-              <w:t>At the end of 42 minutes I can interpret graphs showing changes in concentration or volume over time to determine reacti...</w:t>
+              <w:t>At the end of 42 minutes I can apply and compare concepts and explain how collision theory accounts for reaction rates a...</w:t>
             </w:r>
           </w:p>
         </w:tc>
@@ -476,7 +476,7 @@
                 <w:sz w:val="22"/>
                 <w:u w:val="none"/>
               </w:rPr>
-              <w:t>Dynamic Equilibrium</w:t>
+              <w:t>Collision Theory and Factors Affecting Reaction Rate (Day 3 of 3)</w:t>
             </w:r>
           </w:p>
         </w:tc>
@@ -495,7 +495,7 @@
                 <w:sz w:val="22"/>
                 <w:u w:val="none"/>
               </w:rPr>
-              <w:t>3</w:t>
+              <w:t>1</w:t>
             </w:r>
           </w:p>
         </w:tc>
@@ -514,7 +514,7 @@
                 <w:sz w:val="22"/>
                 <w:u w:val="none"/>
               </w:rPr>
-              <w:t>At the end of 42 minutes I can describe dynamic equilibrium as the state where the forward and reverse reaction rates ar...</w:t>
+              <w:t>At the end of 42 minutes I can evaluate and explain my understanding to explain how collision theory accounts for reacti...</w:t>
             </w:r>
           </w:p>
         </w:tc>
@@ -556,7 +556,7 @@
                 <w:sz w:val="22"/>
                 <w:u w:val="none"/>
               </w:rPr>
-              <w:t>Le Chatelier's Principle</w:t>
+              <w:t>Reaction Rate Graphs and Interpreting Rate Data (Day 1 of 2)</w:t>
             </w:r>
           </w:p>
         </w:tc>
@@ -576,7 +576,7 @@
                 <w:sz w:val="22"/>
                 <w:u w:val="none"/>
               </w:rPr>
-              <w:t>3</w:t>
+              <w:t>1</w:t>
             </w:r>
           </w:p>
         </w:tc>
@@ -596,7 +596,7 @@
                 <w:sz w:val="22"/>
                 <w:u w:val="none"/>
               </w:rPr>
-              <w:t>At the end of 42 minutes I can predict how changes in concentration, temperature, or pressure will shift a system at equ...</w:t>
+              <w:t>At the end of 42 minutes I can define and identify key concepts related to: interpret graphs showing changes in concentr...</w:t>
             </w:r>
           </w:p>
         </w:tc>
@@ -636,7 +636,7 @@
                 <w:sz w:val="22"/>
                 <w:u w:val="none"/>
               </w:rPr>
-              <w:t>Equilibrium Expressions and Keq</w:t>
+              <w:t>Reaction Rate Graphs and Interpreting Rate Data (Day 2 of 2)</w:t>
             </w:r>
           </w:p>
         </w:tc>
@@ -655,7 +655,7 @@
                 <w:sz w:val="22"/>
                 <w:u w:val="none"/>
               </w:rPr>
-              <w:t>2</w:t>
+              <w:t>1</w:t>
             </w:r>
           </w:p>
         </w:tc>
@@ -674,7 +674,7 @@
                 <w:sz w:val="22"/>
                 <w:u w:val="none"/>
               </w:rPr>
-              <w:t>At the end of 42 minutes I can write an equilibrium expression (Keq) for a reversible reaction and use the value of Keq ...</w:t>
+              <w:t>At the end of 42 minutes I can apply and analyze my understanding to interpret graphs showing changes in concentration o...</w:t>
             </w:r>
           </w:p>
         </w:tc>
@@ -716,7 +716,7 @@
                 <w:sz w:val="22"/>
                 <w:u w:val="none"/>
               </w:rPr>
-              <w:t>Rates and Equilibrium Review</w:t>
+              <w:t>Dynamic Equilibrium (Day 1 of 3)</w:t>
             </w:r>
           </w:p>
         </w:tc>
@@ -736,7 +736,7 @@
                 <w:sz w:val="22"/>
                 <w:u w:val="none"/>
               </w:rPr>
-              <w:t>2</w:t>
+              <w:t>1</w:t>
             </w:r>
           </w:p>
         </w:tc>
@@ -756,7 +756,725 @@
                 <w:sz w:val="22"/>
                 <w:u w:val="none"/>
               </w:rPr>
-              <w:t>At the end of 42 minutes I can apply collision theory, Le Chatelier's principle, and equilibrium expressions to analyze ...</w:t>
+              <w:t>At the end of 42 minutes I can define and describe key concepts related to: describe dynamic equilibrium as the state wh...</w:t>
+            </w:r>
+          </w:p>
+        </w:tc>
+      </w:tr>
+      <w:tr>
+        <w:tc>
+          <w:tcPr>
+            <w:tcW w:type="dxa" w:w="1008"/>
+          </w:tcPr>
+          <w:p>
+            <w:r/>
+            <w:r>
+              <w:rPr>
+                <w:rFonts w:ascii="Calibri" w:hAnsi="Calibri"/>
+                <w:b w:val="0"/>
+                <w:i w:val="0"/>
+                <w:color w:val="000000"/>
+                <w:sz w:val="22"/>
+                <w:u w:val="none"/>
+              </w:rPr>
+              <w:t>7</w:t>
+            </w:r>
+          </w:p>
+        </w:tc>
+        <w:tc>
+          <w:tcPr>
+            <w:tcW w:type="dxa" w:w="2880"/>
+          </w:tcPr>
+          <w:p>
+            <w:r/>
+            <w:r>
+              <w:rPr>
+                <w:rFonts w:ascii="Calibri" w:hAnsi="Calibri"/>
+                <w:b w:val="0"/>
+                <w:i w:val="0"/>
+                <w:color w:val="000000"/>
+                <w:sz w:val="22"/>
+                <w:u w:val="none"/>
+              </w:rPr>
+              <w:t>Dynamic Equilibrium (Day 2 of 3)</w:t>
+            </w:r>
+          </w:p>
+        </w:tc>
+        <w:tc>
+          <w:tcPr>
+            <w:tcW w:type="dxa" w:w="864"/>
+          </w:tcPr>
+          <w:p>
+            <w:r/>
+            <w:r>
+              <w:rPr>
+                <w:rFonts w:ascii="Calibri" w:hAnsi="Calibri"/>
+                <w:b w:val="0"/>
+                <w:i w:val="0"/>
+                <w:color w:val="000000"/>
+                <w:sz w:val="22"/>
+                <w:u w:val="none"/>
+              </w:rPr>
+              <w:t>1</w:t>
+            </w:r>
+          </w:p>
+        </w:tc>
+        <w:tc>
+          <w:tcPr>
+            <w:tcW w:type="dxa" w:w="5040"/>
+          </w:tcPr>
+          <w:p>
+            <w:r/>
+            <w:r>
+              <w:rPr>
+                <w:rFonts w:ascii="Calibri" w:hAnsi="Calibri"/>
+                <w:b w:val="0"/>
+                <w:i w:val="0"/>
+                <w:color w:val="000000"/>
+                <w:sz w:val="22"/>
+                <w:u w:val="none"/>
+              </w:rPr>
+              <w:t>At the end of 42 minutes I can apply and compare concepts and describe dynamic equilibrium as the state where the forwar...</w:t>
+            </w:r>
+          </w:p>
+        </w:tc>
+      </w:tr>
+      <w:tr>
+        <w:tc>
+          <w:tcPr>
+            <w:tcW w:type="dxa" w:w="1008"/>
+            <w:shd w:fill="F2F2F2" w:val="clear"/>
+          </w:tcPr>
+          <w:p>
+            <w:r/>
+            <w:r>
+              <w:rPr>
+                <w:rFonts w:ascii="Calibri" w:hAnsi="Calibri"/>
+                <w:b w:val="0"/>
+                <w:i w:val="0"/>
+                <w:color w:val="000000"/>
+                <w:sz w:val="22"/>
+                <w:u w:val="none"/>
+              </w:rPr>
+              <w:t>8</w:t>
+            </w:r>
+          </w:p>
+        </w:tc>
+        <w:tc>
+          <w:tcPr>
+            <w:tcW w:type="dxa" w:w="2880"/>
+            <w:shd w:fill="F2F2F2" w:val="clear"/>
+          </w:tcPr>
+          <w:p>
+            <w:r/>
+            <w:r>
+              <w:rPr>
+                <w:rFonts w:ascii="Calibri" w:hAnsi="Calibri"/>
+                <w:b w:val="0"/>
+                <w:i w:val="0"/>
+                <w:color w:val="000000"/>
+                <w:sz w:val="22"/>
+                <w:u w:val="none"/>
+              </w:rPr>
+              <w:t>Dynamic Equilibrium (Day 3 of 3)</w:t>
+            </w:r>
+          </w:p>
+        </w:tc>
+        <w:tc>
+          <w:tcPr>
+            <w:tcW w:type="dxa" w:w="864"/>
+            <w:shd w:fill="F2F2F2" w:val="clear"/>
+          </w:tcPr>
+          <w:p>
+            <w:r/>
+            <w:r>
+              <w:rPr>
+                <w:rFonts w:ascii="Calibri" w:hAnsi="Calibri"/>
+                <w:b w:val="0"/>
+                <w:i w:val="0"/>
+                <w:color w:val="000000"/>
+                <w:sz w:val="22"/>
+                <w:u w:val="none"/>
+              </w:rPr>
+              <w:t>1</w:t>
+            </w:r>
+          </w:p>
+        </w:tc>
+        <w:tc>
+          <w:tcPr>
+            <w:tcW w:type="dxa" w:w="5040"/>
+            <w:shd w:fill="F2F2F2" w:val="clear"/>
+          </w:tcPr>
+          <w:p>
+            <w:r/>
+            <w:r>
+              <w:rPr>
+                <w:rFonts w:ascii="Calibri" w:hAnsi="Calibri"/>
+                <w:b w:val="0"/>
+                <w:i w:val="0"/>
+                <w:color w:val="000000"/>
+                <w:sz w:val="22"/>
+                <w:u w:val="none"/>
+              </w:rPr>
+              <w:t>At the end of 42 minutes I can evaluate and explain my understanding to describe dynamic equilibrium as the state where ...</w:t>
+            </w:r>
+          </w:p>
+        </w:tc>
+      </w:tr>
+      <w:tr>
+        <w:tc>
+          <w:tcPr>
+            <w:tcW w:type="dxa" w:w="1008"/>
+          </w:tcPr>
+          <w:p>
+            <w:r/>
+            <w:r>
+              <w:rPr>
+                <w:rFonts w:ascii="Calibri" w:hAnsi="Calibri"/>
+                <w:b w:val="0"/>
+                <w:i w:val="0"/>
+                <w:color w:val="000000"/>
+                <w:sz w:val="22"/>
+                <w:u w:val="none"/>
+              </w:rPr>
+              <w:t>9</w:t>
+            </w:r>
+          </w:p>
+        </w:tc>
+        <w:tc>
+          <w:tcPr>
+            <w:tcW w:type="dxa" w:w="2880"/>
+          </w:tcPr>
+          <w:p>
+            <w:r/>
+            <w:r>
+              <w:rPr>
+                <w:rFonts w:ascii="Calibri" w:hAnsi="Calibri"/>
+                <w:b w:val="0"/>
+                <w:i w:val="0"/>
+                <w:color w:val="000000"/>
+                <w:sz w:val="22"/>
+                <w:u w:val="none"/>
+              </w:rPr>
+              <w:t>Le Chatelier's Principle (Day 1 of 3)</w:t>
+            </w:r>
+          </w:p>
+        </w:tc>
+        <w:tc>
+          <w:tcPr>
+            <w:tcW w:type="dxa" w:w="864"/>
+          </w:tcPr>
+          <w:p>
+            <w:r/>
+            <w:r>
+              <w:rPr>
+                <w:rFonts w:ascii="Calibri" w:hAnsi="Calibri"/>
+                <w:b w:val="0"/>
+                <w:i w:val="0"/>
+                <w:color w:val="000000"/>
+                <w:sz w:val="22"/>
+                <w:u w:val="none"/>
+              </w:rPr>
+              <w:t>1</w:t>
+            </w:r>
+          </w:p>
+        </w:tc>
+        <w:tc>
+          <w:tcPr>
+            <w:tcW w:type="dxa" w:w="5040"/>
+          </w:tcPr>
+          <w:p>
+            <w:r/>
+            <w:r>
+              <w:rPr>
+                <w:rFonts w:ascii="Calibri" w:hAnsi="Calibri"/>
+                <w:b w:val="0"/>
+                <w:i w:val="0"/>
+                <w:color w:val="000000"/>
+                <w:sz w:val="22"/>
+                <w:u w:val="none"/>
+              </w:rPr>
+              <w:t>At the end of 42 minutes I can define and describe key concepts related to: predict how changes in concentration, temper...</w:t>
+            </w:r>
+          </w:p>
+        </w:tc>
+      </w:tr>
+      <w:tr>
+        <w:tc>
+          <w:tcPr>
+            <w:tcW w:type="dxa" w:w="1008"/>
+            <w:shd w:fill="F2F2F2" w:val="clear"/>
+          </w:tcPr>
+          <w:p>
+            <w:r/>
+            <w:r>
+              <w:rPr>
+                <w:rFonts w:ascii="Calibri" w:hAnsi="Calibri"/>
+                <w:b w:val="0"/>
+                <w:i w:val="0"/>
+                <w:color w:val="000000"/>
+                <w:sz w:val="22"/>
+                <w:u w:val="none"/>
+              </w:rPr>
+              <w:t>10</w:t>
+            </w:r>
+          </w:p>
+        </w:tc>
+        <w:tc>
+          <w:tcPr>
+            <w:tcW w:type="dxa" w:w="2880"/>
+            <w:shd w:fill="F2F2F2" w:val="clear"/>
+          </w:tcPr>
+          <w:p>
+            <w:r/>
+            <w:r>
+              <w:rPr>
+                <w:rFonts w:ascii="Calibri" w:hAnsi="Calibri"/>
+                <w:b w:val="0"/>
+                <w:i w:val="0"/>
+                <w:color w:val="000000"/>
+                <w:sz w:val="22"/>
+                <w:u w:val="none"/>
+              </w:rPr>
+              <w:t>Le Chatelier's Principle (Day 2 of 3)</w:t>
+            </w:r>
+          </w:p>
+        </w:tc>
+        <w:tc>
+          <w:tcPr>
+            <w:tcW w:type="dxa" w:w="864"/>
+            <w:shd w:fill="F2F2F2" w:val="clear"/>
+          </w:tcPr>
+          <w:p>
+            <w:r/>
+            <w:r>
+              <w:rPr>
+                <w:rFonts w:ascii="Calibri" w:hAnsi="Calibri"/>
+                <w:b w:val="0"/>
+                <w:i w:val="0"/>
+                <w:color w:val="000000"/>
+                <w:sz w:val="22"/>
+                <w:u w:val="none"/>
+              </w:rPr>
+              <w:t>1</w:t>
+            </w:r>
+          </w:p>
+        </w:tc>
+        <w:tc>
+          <w:tcPr>
+            <w:tcW w:type="dxa" w:w="5040"/>
+            <w:shd w:fill="F2F2F2" w:val="clear"/>
+          </w:tcPr>
+          <w:p>
+            <w:r/>
+            <w:r>
+              <w:rPr>
+                <w:rFonts w:ascii="Calibri" w:hAnsi="Calibri"/>
+                <w:b w:val="0"/>
+                <w:i w:val="0"/>
+                <w:color w:val="000000"/>
+                <w:sz w:val="22"/>
+                <w:u w:val="none"/>
+              </w:rPr>
+              <w:t>At the end of 42 minutes I can apply and compare concepts and predict how changes in concentration, temperature, or pres...</w:t>
+            </w:r>
+          </w:p>
+        </w:tc>
+      </w:tr>
+      <w:tr>
+        <w:tc>
+          <w:tcPr>
+            <w:tcW w:type="dxa" w:w="1008"/>
+          </w:tcPr>
+          <w:p>
+            <w:r/>
+            <w:r>
+              <w:rPr>
+                <w:rFonts w:ascii="Calibri" w:hAnsi="Calibri"/>
+                <w:b w:val="0"/>
+                <w:i w:val="0"/>
+                <w:color w:val="000000"/>
+                <w:sz w:val="22"/>
+                <w:u w:val="none"/>
+              </w:rPr>
+              <w:t>11</w:t>
+            </w:r>
+          </w:p>
+        </w:tc>
+        <w:tc>
+          <w:tcPr>
+            <w:tcW w:type="dxa" w:w="2880"/>
+          </w:tcPr>
+          <w:p>
+            <w:r/>
+            <w:r>
+              <w:rPr>
+                <w:rFonts w:ascii="Calibri" w:hAnsi="Calibri"/>
+                <w:b w:val="0"/>
+                <w:i w:val="0"/>
+                <w:color w:val="000000"/>
+                <w:sz w:val="22"/>
+                <w:u w:val="none"/>
+              </w:rPr>
+              <w:t>Le Chatelier's Principle (Day 3 of 3)</w:t>
+            </w:r>
+          </w:p>
+        </w:tc>
+        <w:tc>
+          <w:tcPr>
+            <w:tcW w:type="dxa" w:w="864"/>
+          </w:tcPr>
+          <w:p>
+            <w:r/>
+            <w:r>
+              <w:rPr>
+                <w:rFonts w:ascii="Calibri" w:hAnsi="Calibri"/>
+                <w:b w:val="0"/>
+                <w:i w:val="0"/>
+                <w:color w:val="000000"/>
+                <w:sz w:val="22"/>
+                <w:u w:val="none"/>
+              </w:rPr>
+              <w:t>1</w:t>
+            </w:r>
+          </w:p>
+        </w:tc>
+        <w:tc>
+          <w:tcPr>
+            <w:tcW w:type="dxa" w:w="5040"/>
+          </w:tcPr>
+          <w:p>
+            <w:r/>
+            <w:r>
+              <w:rPr>
+                <w:rFonts w:ascii="Calibri" w:hAnsi="Calibri"/>
+                <w:b w:val="0"/>
+                <w:i w:val="0"/>
+                <w:color w:val="000000"/>
+                <w:sz w:val="22"/>
+                <w:u w:val="none"/>
+              </w:rPr>
+              <w:t>At the end of 42 minutes I can evaluate and explain my understanding to predict how changes in concentration, temperatur...</w:t>
+            </w:r>
+          </w:p>
+        </w:tc>
+      </w:tr>
+      <w:tr>
+        <w:tc>
+          <w:tcPr>
+            <w:tcW w:type="dxa" w:w="1008"/>
+            <w:shd w:fill="F2F2F2" w:val="clear"/>
+          </w:tcPr>
+          <w:p>
+            <w:r/>
+            <w:r>
+              <w:rPr>
+                <w:rFonts w:ascii="Calibri" w:hAnsi="Calibri"/>
+                <w:b w:val="0"/>
+                <w:i w:val="0"/>
+                <w:color w:val="000000"/>
+                <w:sz w:val="22"/>
+                <w:u w:val="none"/>
+              </w:rPr>
+              <w:t>12</w:t>
+            </w:r>
+          </w:p>
+        </w:tc>
+        <w:tc>
+          <w:tcPr>
+            <w:tcW w:type="dxa" w:w="2880"/>
+            <w:shd w:fill="F2F2F2" w:val="clear"/>
+          </w:tcPr>
+          <w:p>
+            <w:r/>
+            <w:r>
+              <w:rPr>
+                <w:rFonts w:ascii="Calibri" w:hAnsi="Calibri"/>
+                <w:b w:val="0"/>
+                <w:i w:val="0"/>
+                <w:color w:val="000000"/>
+                <w:sz w:val="22"/>
+                <w:u w:val="none"/>
+              </w:rPr>
+              <w:t>Equilibrium Expressions and Keq (Day 1 of 2)</w:t>
+            </w:r>
+          </w:p>
+        </w:tc>
+        <w:tc>
+          <w:tcPr>
+            <w:tcW w:type="dxa" w:w="864"/>
+            <w:shd w:fill="F2F2F2" w:val="clear"/>
+          </w:tcPr>
+          <w:p>
+            <w:r/>
+            <w:r>
+              <w:rPr>
+                <w:rFonts w:ascii="Calibri" w:hAnsi="Calibri"/>
+                <w:b w:val="0"/>
+                <w:i w:val="0"/>
+                <w:color w:val="000000"/>
+                <w:sz w:val="22"/>
+                <w:u w:val="none"/>
+              </w:rPr>
+              <w:t>1</w:t>
+            </w:r>
+          </w:p>
+        </w:tc>
+        <w:tc>
+          <w:tcPr>
+            <w:tcW w:type="dxa" w:w="5040"/>
+            <w:shd w:fill="F2F2F2" w:val="clear"/>
+          </w:tcPr>
+          <w:p>
+            <w:r/>
+            <w:r>
+              <w:rPr>
+                <w:rFonts w:ascii="Calibri" w:hAnsi="Calibri"/>
+                <w:b w:val="0"/>
+                <w:i w:val="0"/>
+                <w:color w:val="000000"/>
+                <w:sz w:val="22"/>
+                <w:u w:val="none"/>
+              </w:rPr>
+              <w:t>At the end of 42 minutes I can define and identify key concepts related to: write an equilibrium expression (Keq) for a ...</w:t>
+            </w:r>
+          </w:p>
+        </w:tc>
+      </w:tr>
+      <w:tr>
+        <w:tc>
+          <w:tcPr>
+            <w:tcW w:type="dxa" w:w="1008"/>
+          </w:tcPr>
+          <w:p>
+            <w:r/>
+            <w:r>
+              <w:rPr>
+                <w:rFonts w:ascii="Calibri" w:hAnsi="Calibri"/>
+                <w:b w:val="0"/>
+                <w:i w:val="0"/>
+                <w:color w:val="000000"/>
+                <w:sz w:val="22"/>
+                <w:u w:val="none"/>
+              </w:rPr>
+              <w:t>13</w:t>
+            </w:r>
+          </w:p>
+        </w:tc>
+        <w:tc>
+          <w:tcPr>
+            <w:tcW w:type="dxa" w:w="2880"/>
+          </w:tcPr>
+          <w:p>
+            <w:r/>
+            <w:r>
+              <w:rPr>
+                <w:rFonts w:ascii="Calibri" w:hAnsi="Calibri"/>
+                <w:b w:val="0"/>
+                <w:i w:val="0"/>
+                <w:color w:val="000000"/>
+                <w:sz w:val="22"/>
+                <w:u w:val="none"/>
+              </w:rPr>
+              <w:t>Equilibrium Expressions and Keq (Day 2 of 2)</w:t>
+            </w:r>
+          </w:p>
+        </w:tc>
+        <w:tc>
+          <w:tcPr>
+            <w:tcW w:type="dxa" w:w="864"/>
+          </w:tcPr>
+          <w:p>
+            <w:r/>
+            <w:r>
+              <w:rPr>
+                <w:rFonts w:ascii="Calibri" w:hAnsi="Calibri"/>
+                <w:b w:val="0"/>
+                <w:i w:val="0"/>
+                <w:color w:val="000000"/>
+                <w:sz w:val="22"/>
+                <w:u w:val="none"/>
+              </w:rPr>
+              <w:t>1</w:t>
+            </w:r>
+          </w:p>
+        </w:tc>
+        <w:tc>
+          <w:tcPr>
+            <w:tcW w:type="dxa" w:w="5040"/>
+          </w:tcPr>
+          <w:p>
+            <w:r/>
+            <w:r>
+              <w:rPr>
+                <w:rFonts w:ascii="Calibri" w:hAnsi="Calibri"/>
+                <w:b w:val="0"/>
+                <w:i w:val="0"/>
+                <w:color w:val="000000"/>
+                <w:sz w:val="22"/>
+                <w:u w:val="none"/>
+              </w:rPr>
+              <w:t>At the end of 42 minutes I can apply and analyze my understanding to write an equilibrium expression (Keq) for a reversi...</w:t>
+            </w:r>
+          </w:p>
+        </w:tc>
+      </w:tr>
+      <w:tr>
+        <w:tc>
+          <w:tcPr>
+            <w:tcW w:type="dxa" w:w="1008"/>
+            <w:shd w:fill="F2F2F2" w:val="clear"/>
+          </w:tcPr>
+          <w:p>
+            <w:r/>
+            <w:r>
+              <w:rPr>
+                <w:rFonts w:ascii="Calibri" w:hAnsi="Calibri"/>
+                <w:b w:val="0"/>
+                <w:i w:val="0"/>
+                <w:color w:val="000000"/>
+                <w:sz w:val="22"/>
+                <w:u w:val="none"/>
+              </w:rPr>
+              <w:t>14</w:t>
+            </w:r>
+          </w:p>
+        </w:tc>
+        <w:tc>
+          <w:tcPr>
+            <w:tcW w:type="dxa" w:w="2880"/>
+            <w:shd w:fill="F2F2F2" w:val="clear"/>
+          </w:tcPr>
+          <w:p>
+            <w:r/>
+            <w:r>
+              <w:rPr>
+                <w:rFonts w:ascii="Calibri" w:hAnsi="Calibri"/>
+                <w:b w:val="0"/>
+                <w:i w:val="0"/>
+                <w:color w:val="000000"/>
+                <w:sz w:val="22"/>
+                <w:u w:val="none"/>
+              </w:rPr>
+              <w:t>Rates and Equilibrium Review (Day 1 of 2)</w:t>
+            </w:r>
+          </w:p>
+        </w:tc>
+        <w:tc>
+          <w:tcPr>
+            <w:tcW w:type="dxa" w:w="864"/>
+            <w:shd w:fill="F2F2F2" w:val="clear"/>
+          </w:tcPr>
+          <w:p>
+            <w:r/>
+            <w:r>
+              <w:rPr>
+                <w:rFonts w:ascii="Calibri" w:hAnsi="Calibri"/>
+                <w:b w:val="0"/>
+                <w:i w:val="0"/>
+                <w:color w:val="000000"/>
+                <w:sz w:val="22"/>
+                <w:u w:val="none"/>
+              </w:rPr>
+              <w:t>1</w:t>
+            </w:r>
+          </w:p>
+        </w:tc>
+        <w:tc>
+          <w:tcPr>
+            <w:tcW w:type="dxa" w:w="5040"/>
+            <w:shd w:fill="F2F2F2" w:val="clear"/>
+          </w:tcPr>
+          <w:p>
+            <w:r/>
+            <w:r>
+              <w:rPr>
+                <w:rFonts w:ascii="Calibri" w:hAnsi="Calibri"/>
+                <w:b w:val="0"/>
+                <w:i w:val="0"/>
+                <w:color w:val="000000"/>
+                <w:sz w:val="22"/>
+                <w:u w:val="none"/>
+              </w:rPr>
+              <w:t>At the end of 42 minutes I can define and identify key concepts related to: apply collision theory, Le Chatelier's princ...</w:t>
+            </w:r>
+          </w:p>
+        </w:tc>
+      </w:tr>
+      <w:tr>
+        <w:tc>
+          <w:tcPr>
+            <w:tcW w:type="dxa" w:w="1008"/>
+          </w:tcPr>
+          <w:p>
+            <w:r/>
+            <w:r>
+              <w:rPr>
+                <w:rFonts w:ascii="Calibri" w:hAnsi="Calibri"/>
+                <w:b w:val="0"/>
+                <w:i w:val="0"/>
+                <w:color w:val="000000"/>
+                <w:sz w:val="22"/>
+                <w:u w:val="none"/>
+              </w:rPr>
+              <w:t>15</w:t>
+            </w:r>
+          </w:p>
+        </w:tc>
+        <w:tc>
+          <w:tcPr>
+            <w:tcW w:type="dxa" w:w="2880"/>
+          </w:tcPr>
+          <w:p>
+            <w:r/>
+            <w:r>
+              <w:rPr>
+                <w:rFonts w:ascii="Calibri" w:hAnsi="Calibri"/>
+                <w:b w:val="0"/>
+                <w:i w:val="0"/>
+                <w:color w:val="000000"/>
+                <w:sz w:val="22"/>
+                <w:u w:val="none"/>
+              </w:rPr>
+              <w:t>Rates and Equilibrium Review (Day 2 of 2)</w:t>
+            </w:r>
+          </w:p>
+        </w:tc>
+        <w:tc>
+          <w:tcPr>
+            <w:tcW w:type="dxa" w:w="864"/>
+          </w:tcPr>
+          <w:p>
+            <w:r/>
+            <w:r>
+              <w:rPr>
+                <w:rFonts w:ascii="Calibri" w:hAnsi="Calibri"/>
+                <w:b w:val="0"/>
+                <w:i w:val="0"/>
+                <w:color w:val="000000"/>
+                <w:sz w:val="22"/>
+                <w:u w:val="none"/>
+              </w:rPr>
+              <w:t>1</w:t>
+            </w:r>
+          </w:p>
+        </w:tc>
+        <w:tc>
+          <w:tcPr>
+            <w:tcW w:type="dxa" w:w="5040"/>
+          </w:tcPr>
+          <w:p>
+            <w:r/>
+            <w:r>
+              <w:rPr>
+                <w:rFonts w:ascii="Calibri" w:hAnsi="Calibri"/>
+                <w:b w:val="0"/>
+                <w:i w:val="0"/>
+                <w:color w:val="000000"/>
+                <w:sz w:val="22"/>
+                <w:u w:val="none"/>
+              </w:rPr>
+              <w:t>At the end of 42 minutes I can apply and analyze my understanding to apply collision theory, Le Chatelier's principle, a...</w:t>
             </w:r>
           </w:p>
         </w:tc>
